--- a/Programacion II/Clases/Clase 1 - Introduccion a POO/Taller PI - Clase 1 - VetCare.docx
+++ b/Programacion II/Clases/Clase 1 - Introduccion a POO/Taller PI - Clase 1 - VetCare.docx
@@ -242,7 +242,7 @@
           <w:color w:val="2B2B2B"/>
           <w:sz w:val="22"/>
         </w:rPr>
-        <w:t>Instale y verifique el entorno (JDK 17+ y VS Code con el Extension Pack for Java) y cree un proyecto Java llamado VetCare con paquete vetcare. Este paso es el objetivo real del bloque: nadie puede quedarse sin entorno funcionando.</w:t>
+        <w:t>Instale y verifique el entorno (JDK 17+ y VS Code con el Extension Pack for Java) y cree un proyecto Java llamado VetCare con paquete clinica. Este paso es el objetivo real del bloque: nadie puede quedarse sin entorno funcionando.</w:t>
       </w:r>
     </w:p>
     <w:p>
@@ -405,7 +405,7 @@
           <w:color w:val="2B2B2B"/>
           <w:sz w:val="22"/>
         </w:rPr>
-        <w:t>Al imprimir una mascota se ve texto legible, no vetcare.Mascota@6d06d69c.</w:t>
+        <w:t>Al imprimir una mascota se ve texto legible, no clinica.Mascota@6d06d69c.</w:t>
       </w:r>
     </w:p>
     <w:p>
